--- a/tillsyn/A 536-2023 tillsynsbegäran.docx
+++ b/tillsyn/A 536-2023 tillsynsbegäran.docx
@@ -509,7 +509,7 @@
     <w:r>
       <w:tab/>
       <w:tab/>
-      <w:t>2026-06-18</w:t>
+      <w:t>2026-06-19</w:t>
       <w:br/>
       <w:br/>
     </w:r>

--- a/tillsyn/A 536-2023 tillsynsbegäran.docx
+++ b/tillsyn/A 536-2023 tillsynsbegäran.docx
@@ -509,7 +509,7 @@
     <w:r>
       <w:tab/>
       <w:tab/>
-      <w:t>2026-06-19</w:t>
+      <w:t>2026-06-20</w:t>
       <w:br/>
       <w:br/>
     </w:r>

--- a/tillsyn/A 536-2023 tillsynsbegäran.docx
+++ b/tillsyn/A 536-2023 tillsynsbegäran.docx
@@ -12,10 +12,7 @@
     </w:p>
     <w:p>
       <w:r>
-        <w:t>Detta dokument behandlar höga naturvärden i avverkningsanmälan A 536-2023 i Strömsunds kommun som inkom 2023-01-04 och omfattar 35,4 ha.</w:t>
-      </w:r>
-      <w:r>
-        <w:t xml:space="preserve"> I Figur 1 visas fyndplatser för naturvårdsarter i området, som finns registrerade på Artportalen.</w:t>
+        <w:t>Denna tillsynsbegäran behandlar höga naturvärden i avverkningsanmälan A 536-2023 i Strömsunds kommun som inkom 2023-01-04 och omfattar 35,4 ha.</w:t>
       </w:r>
     </w:p>
     <w:p>
@@ -63,7 +60,20 @@
         <w:spacing w:after="240"/>
       </w:pPr>
       <w:r>
-        <w:t>Figur 1. Fyndplatser för naturvårdsarter inom 25 meter från avverkningsanmälan (röd linje). Inom parentes anges rödlistekategorier, S för signalarter, Tför typiska arter och fridlysningsparagrafer i artskyddsförordningen.Markörer utan svart kant är placerade på fyndplatsen. Markörer med svart kant är placerade vid sidan av fyndplatsen och har ett svart streck som visar fyndplatsens exakta position. Kartans mittpunktskoordinat är N 7180818, E 448485 i SWEREF 99 TM.</w:t>
+        <w:t>Figur 1. Fyndplatser för naturvårdsarter inom 25 meter från avverkningsanmälan. Markörer utan svart kant är placerade på fyndplatsen. Markörer med svart kant är placerade vid sidan av fyndplatsen har ett svart streck som visar fyndplatsens exakta position. Kartans mittpunktskoordinat är N 7180818, E 448485 i SWEREF 99 TM.</w:t>
+      </w:r>
+    </w:p>
+    <w:p>
+      <w:r>
+        <w:t>Inom 25 meter från avverkningsanmälan finns fynd av 4 naturvårdsarter, varav 3 är rödlistade, 3 är typiska (T) och 1 är signalart (S): skrovelmössing (VU), brunpudrad nållav (NT, T), lunglav (NT, T) och stuplav (S, T). Se Figur 1.</w:t>
+      </w:r>
+    </w:p>
+    <w:p>
+      <w:pPr>
+        <w:pStyle w:val="Heading1"/>
+      </w:pPr>
+      <w:r>
+        <w:t>Tillsynsbegäran</w:t>
       </w:r>
     </w:p>
     <w:p>
@@ -77,26 +87,54 @@
       </w:r>
     </w:p>
     <w:p>
-      <w:r>
-        <w:t>Nedan beskrivs fynd av naturvårdsarter som gjorts i det avverkningsanmälda området. I BILAGA 1 finns artfakta om rödlistade arter.</w:t>
-      </w:r>
-    </w:p>
-    <w:p>
       <w:pPr>
         <w:pStyle w:val="Heading1"/>
       </w:pPr>
       <w:r>
-        <w:t>Naturvårdsarter</w:t>
+        <w:t>Naturvårdsarter och fridlysta arter</w:t>
       </w:r>
     </w:p>
     <w:p>
       <w:r>
-        <w:t>Inom 25 meter från avverkningsanmälan har följande 4 naturvårdsarter hittats: skrovelmössing (VU), brunpudrad nållav (NT, T), lunglav (NT, T) och stuplav (S, T). Av dessa är 3 rödlistade. För rödlistade arter har rödlistekategorin angivits inom parentes. Arter som är signalarter enligt Skogsstyrelsen har markerats med (S). Typiska arter inom Natura 2000 som är kopplade till skogsekosystem har markerats med (T).</w:t>
+        <w:t>Nedan följer beskrivningar av de naturvårdsarter och fridlysta arter som har sina livsmiljöer och växtplatser i den avverkningsanmälda skogen. Se även ytterligare artfakta i BILAGA 1. De påträffade naturvårdsarterna är ett tydligt kvitto på att det rör sig om en skog med höga naturvärden.</w:t>
       </w:r>
     </w:p>
     <w:p>
       <w:r>
-        <w:t>De påträffade naturvårdsarterna är ett tydligt kvitto på att det rör sig om en skog med höga naturvärden.</w:t>
+        <w:rPr>
+          <w:b/>
+        </w:rPr>
+        <w:t>Skrovelmössing (VU)</w:t>
+      </w:r>
+      <w:r>
+        <w:t xml:space="preserve"> är en parasitisk svamp som enbart växer på lunglav (NT). Lunglav växer på stammar av olika lövträd, främst på halvöppna växtplatser med hög och jämn luftfuktighet. Genom att skydda och utveckla skogsmiljöer med lunglav gynnas också en lång rad andra sällsynta och rödlistade arter såsom exempelvis lavparasiterna lunglavshårprick (CR), </w:t>
+      </w:r>
+      <w:r>
+        <w:rPr>
+          <w:i/>
+        </w:rPr>
+        <w:t>Abrothallus diederichii</w:t>
+      </w:r>
+      <w:r>
+        <w:t xml:space="preserve"> (VU), </w:t>
+      </w:r>
+      <w:r>
+        <w:rPr>
+          <w:i/>
+        </w:rPr>
+        <w:t>Abrothallus lobariae</w:t>
+      </w:r>
+      <w:r>
+        <w:t xml:space="preserve"> (VU), </w:t>
+      </w:r>
+      <w:r>
+        <w:rPr>
+          <w:i/>
+        </w:rPr>
+        <w:t>Calycina lobariae</w:t>
+      </w:r>
+      <w:r>
+        <w:t xml:space="preserve"> (VU), lunglavsknapp (VU) och skrovelmössing (VU). Rikliga förekomster av lunglav bör skyddas med biotopskydd, frivilliga avsättningar eller reservat (SLU Artdatabanken, 2026).</w:t>
       </w:r>
     </w:p>
     <w:p>
@@ -173,44 +211,6 @@
       </w:r>
       <w:r>
         <w:t xml:space="preserve"> (SLU Artdatabanken, 2026; Nitare &amp; Skogsstyrelsen, 2019).</w:t>
-      </w:r>
-    </w:p>
-    <w:p>
-      <w:r>
-        <w:rPr>
-          <w:b/>
-        </w:rPr>
-        <w:t>Skrovelmössing (VU)</w:t>
-      </w:r>
-      <w:r>
-        <w:t xml:space="preserve"> är en parasitisk svamp som enbart växer på lunglav (NT). Lunglav växer på stammar av olika lövträd, främst på halvöppna växtplatser med hög och jämn luftfuktighet. Genom att skydda och utveckla skogsmiljöer med lunglav gynnas också en lång rad andra sällsynta och rödlistade arter såsom exempelvis lavparasiterna lunglavshårprick (CR), </w:t>
-      </w:r>
-      <w:r>
-        <w:rPr>
-          <w:i/>
-        </w:rPr>
-        <w:t>Abrothallus diederichii</w:t>
-      </w:r>
-      <w:r>
-        <w:t xml:space="preserve"> (VU), </w:t>
-      </w:r>
-      <w:r>
-        <w:rPr>
-          <w:i/>
-        </w:rPr>
-        <w:t>Abrothallus lobariae</w:t>
-      </w:r>
-      <w:r>
-        <w:t xml:space="preserve"> (VU), </w:t>
-      </w:r>
-      <w:r>
-        <w:rPr>
-          <w:i/>
-        </w:rPr>
-        <w:t>Calycina lobariae</w:t>
-      </w:r>
-      <w:r>
-        <w:t xml:space="preserve"> (VU), lunglavsknapp (VU) och skrovelmössing (VU). Rikliga förekomster av lunglav bör skyddas med biotopskydd, frivilliga avsättningar eller reservat (SLU Artdatabanken, 2026).</w:t>
       </w:r>
     </w:p>
     <w:p>
@@ -509,7 +509,7 @@
     <w:r>
       <w:tab/>
       <w:tab/>
-      <w:t>2026-06-20</w:t>
+      <w:t>2026-06-21</w:t>
       <w:br/>
       <w:br/>
     </w:r>

--- a/tillsyn/A 536-2023 tillsynsbegäran.docx
+++ b/tillsyn/A 536-2023 tillsynsbegäran.docx
@@ -509,7 +509,7 @@
     <w:r>
       <w:tab/>
       <w:tab/>
-      <w:t>2026-06-21</w:t>
+      <w:t>2026-06-22</w:t>
       <w:br/>
       <w:br/>
     </w:r>

--- a/tillsyn/A 536-2023 tillsynsbegäran.docx
+++ b/tillsyn/A 536-2023 tillsynsbegäran.docx
@@ -509,7 +509,7 @@
     <w:r>
       <w:tab/>
       <w:tab/>
-      <w:t>2026-06-22</w:t>
+      <w:t>2026-06-23</w:t>
       <w:br/>
       <w:br/>
     </w:r>

--- a/tillsyn/A 536-2023 tillsynsbegäran.docx
+++ b/tillsyn/A 536-2023 tillsynsbegäran.docx
@@ -509,7 +509,7 @@
     <w:r>
       <w:tab/>
       <w:tab/>
-      <w:t>2026-06-23</w:t>
+      <w:t>2026-06-24</w:t>
       <w:br/>
       <w:br/>
     </w:r>

--- a/tillsyn/A 536-2023 tillsynsbegäran.docx
+++ b/tillsyn/A 536-2023 tillsynsbegäran.docx
@@ -509,7 +509,7 @@
     <w:r>
       <w:tab/>
       <w:tab/>
-      <w:t>2026-06-24</w:t>
+      <w:t>2026-06-25</w:t>
       <w:br/>
       <w:br/>
     </w:r>

--- a/tillsyn/A 536-2023 tillsynsbegäran.docx
+++ b/tillsyn/A 536-2023 tillsynsbegäran.docx
@@ -509,7 +509,7 @@
     <w:r>
       <w:tab/>
       <w:tab/>
-      <w:t>2026-06-25</w:t>
+      <w:t>2026-06-26</w:t>
       <w:br/>
       <w:br/>
     </w:r>

--- a/tillsyn/A 536-2023 tillsynsbegäran.docx
+++ b/tillsyn/A 536-2023 tillsynsbegäran.docx
@@ -509,7 +509,7 @@
     <w:r>
       <w:tab/>
       <w:tab/>
-      <w:t>2026-06-26</w:t>
+      <w:t>2026-06-27</w:t>
       <w:br/>
       <w:br/>
     </w:r>

--- a/tillsyn/A 536-2023 tillsynsbegäran.docx
+++ b/tillsyn/A 536-2023 tillsynsbegäran.docx
@@ -509,7 +509,7 @@
     <w:r>
       <w:tab/>
       <w:tab/>
-      <w:t>2026-06-27</w:t>
+      <w:t>2026-06-28</w:t>
       <w:br/>
       <w:br/>
     </w:r>

--- a/tillsyn/A 536-2023 tillsynsbegäran.docx
+++ b/tillsyn/A 536-2023 tillsynsbegäran.docx
@@ -509,7 +509,7 @@
     <w:r>
       <w:tab/>
       <w:tab/>
-      <w:t>2026-06-28</w:t>
+      <w:t>2026-06-29</w:t>
       <w:br/>
       <w:br/>
     </w:r>

--- a/tillsyn/A 536-2023 tillsynsbegäran.docx
+++ b/tillsyn/A 536-2023 tillsynsbegäran.docx
@@ -509,7 +509,7 @@
     <w:r>
       <w:tab/>
       <w:tab/>
-      <w:t>2026-06-29</w:t>
+      <w:t>2026-06-30</w:t>
       <w:br/>
       <w:br/>
     </w:r>

--- a/tillsyn/A 536-2023 tillsynsbegäran.docx
+++ b/tillsyn/A 536-2023 tillsynsbegäran.docx
@@ -509,7 +509,7 @@
     <w:r>
       <w:tab/>
       <w:tab/>
-      <w:t>2026-06-30</w:t>
+      <w:t>2026-07-01</w:t>
       <w:br/>
       <w:br/>
     </w:r>

--- a/tillsyn/A 536-2023 tillsynsbegäran.docx
+++ b/tillsyn/A 536-2023 tillsynsbegäran.docx
@@ -509,7 +509,7 @@
     <w:r>
       <w:tab/>
       <w:tab/>
-      <w:t>2026-07-01</w:t>
+      <w:t>2026-07-02</w:t>
       <w:br/>
       <w:br/>
     </w:r>

--- a/tillsyn/A 536-2023 tillsynsbegäran.docx
+++ b/tillsyn/A 536-2023 tillsynsbegäran.docx
@@ -509,7 +509,7 @@
     <w:r>
       <w:tab/>
       <w:tab/>
-      <w:t>2026-07-13</w:t>
+      <w:t>2026-07-14</w:t>
       <w:br/>
       <w:br/>
     </w:r>

--- a/tillsyn/A 536-2023 tillsynsbegäran.docx
+++ b/tillsyn/A 536-2023 tillsynsbegäran.docx
@@ -509,7 +509,7 @@
     <w:r>
       <w:tab/>
       <w:tab/>
-      <w:t>2026-07-14</w:t>
+      <w:t>2026-07-15</w:t>
       <w:br/>
       <w:br/>
     </w:r>

--- a/tillsyn/A 536-2023 tillsynsbegäran.docx
+++ b/tillsyn/A 536-2023 tillsynsbegäran.docx
@@ -509,7 +509,7 @@
     <w:r>
       <w:tab/>
       <w:tab/>
-      <w:t>2026-07-15</w:t>
+      <w:t>2026-07-16</w:t>
       <w:br/>
       <w:br/>
     </w:r>

--- a/tillsyn/A 536-2023 tillsynsbegäran.docx
+++ b/tillsyn/A 536-2023 tillsynsbegäran.docx
@@ -509,7 +509,7 @@
     <w:r>
       <w:tab/>
       <w:tab/>
-      <w:t>2026-07-16</w:t>
+      <w:t>2026-07-17</w:t>
       <w:br/>
       <w:br/>
     </w:r>

--- a/tillsyn/A 536-2023 tillsynsbegäran.docx
+++ b/tillsyn/A 536-2023 tillsynsbegäran.docx
@@ -509,7 +509,7 @@
     <w:r>
       <w:tab/>
       <w:tab/>
-      <w:t>2026-07-17</w:t>
+      <w:t>2026-07-18</w:t>
       <w:br/>
       <w:br/>
     </w:r>

--- a/tillsyn/A 536-2023 tillsynsbegäran.docx
+++ b/tillsyn/A 536-2023 tillsynsbegäran.docx
@@ -509,7 +509,7 @@
     <w:r>
       <w:tab/>
       <w:tab/>
-      <w:t>2026-07-18</w:t>
+      <w:t>2026-07-19</w:t>
       <w:br/>
       <w:br/>
     </w:r>

--- a/tillsyn/A 536-2023 tillsynsbegäran.docx
+++ b/tillsyn/A 536-2023 tillsynsbegäran.docx
@@ -509,7 +509,7 @@
     <w:r>
       <w:tab/>
       <w:tab/>
-      <w:t>2026-07-19</w:t>
+      <w:t>2026-07-20</w:t>
       <w:br/>
       <w:br/>
     </w:r>

--- a/tillsyn/A 536-2023 tillsynsbegäran.docx
+++ b/tillsyn/A 536-2023 tillsynsbegäran.docx
@@ -509,7 +509,7 @@
     <w:r>
       <w:tab/>
       <w:tab/>
-      <w:t>2026-07-20</w:t>
+      <w:t>2026-07-21</w:t>
       <w:br/>
       <w:br/>
     </w:r>

--- a/tillsyn/A 536-2023 tillsynsbegäran.docx
+++ b/tillsyn/A 536-2023 tillsynsbegäran.docx
@@ -509,7 +509,7 @@
     <w:r>
       <w:tab/>
       <w:tab/>
-      <w:t>2026-07-21</w:t>
+      <w:t>2026-07-22</w:t>
       <w:br/>
       <w:br/>
     </w:r>

--- a/tillsyn/A 536-2023 tillsynsbegäran.docx
+++ b/tillsyn/A 536-2023 tillsynsbegäran.docx
@@ -509,7 +509,7 @@
     <w:r>
       <w:tab/>
       <w:tab/>
-      <w:t>2026-07-22</w:t>
+      <w:t>2026-07-23</w:t>
       <w:br/>
       <w:br/>
     </w:r>

--- a/tillsyn/A 536-2023 tillsynsbegäran.docx
+++ b/tillsyn/A 536-2023 tillsynsbegäran.docx
@@ -509,7 +509,7 @@
     <w:r>
       <w:tab/>
       <w:tab/>
-      <w:t>2026-07-23</w:t>
+      <w:t>2026-07-24</w:t>
       <w:br/>
       <w:br/>
     </w:r>

--- a/tillsyn/A 536-2023 tillsynsbegäran.docx
+++ b/tillsyn/A 536-2023 tillsynsbegäran.docx
@@ -509,7 +509,7 @@
     <w:r>
       <w:tab/>
       <w:tab/>
-      <w:t>2026-07-24</w:t>
+      <w:t>2026-07-25</w:t>
       <w:br/>
       <w:br/>
     </w:r>

--- a/tillsyn/A 536-2023 tillsynsbegäran.docx
+++ b/tillsyn/A 536-2023 tillsynsbegäran.docx
@@ -509,7 +509,7 @@
     <w:r>
       <w:tab/>
       <w:tab/>
-      <w:t>2026-07-25</w:t>
+      <w:t>2026-07-26</w:t>
       <w:br/>
       <w:br/>
     </w:r>

--- a/tillsyn/A 536-2023 tillsynsbegäran.docx
+++ b/tillsyn/A 536-2023 tillsynsbegäran.docx
@@ -509,7 +509,7 @@
     <w:r>
       <w:tab/>
       <w:tab/>
-      <w:t>2026-07-26</w:t>
+      <w:t>2026-07-27</w:t>
       <w:br/>
       <w:br/>
     </w:r>

--- a/tillsyn/A 536-2023 tillsynsbegäran.docx
+++ b/tillsyn/A 536-2023 tillsynsbegäran.docx
@@ -509,7 +509,7 @@
     <w:r>
       <w:tab/>
       <w:tab/>
-      <w:t>2026-07-27</w:t>
+      <w:t>2026-07-28</w:t>
       <w:br/>
       <w:br/>
     </w:r>

--- a/tillsyn/A 536-2023 tillsynsbegäran.docx
+++ b/tillsyn/A 536-2023 tillsynsbegäran.docx
@@ -509,7 +509,7 @@
     <w:r>
       <w:tab/>
       <w:tab/>
-      <w:t>2026-07-28</w:t>
+      <w:t>2026-07-29</w:t>
       <w:br/>
       <w:br/>
     </w:r>

--- a/tillsyn/A 536-2023 tillsynsbegäran.docx
+++ b/tillsyn/A 536-2023 tillsynsbegäran.docx
@@ -509,7 +509,7 @@
     <w:r>
       <w:tab/>
       <w:tab/>
-      <w:t>2026-07-29</w:t>
+      <w:t>2026-07-30</w:t>
       <w:br/>
       <w:br/>
     </w:r>

--- a/tillsyn/A 536-2023 tillsynsbegäran.docx
+++ b/tillsyn/A 536-2023 tillsynsbegäran.docx
@@ -509,7 +509,7 @@
     <w:r>
       <w:tab/>
       <w:tab/>
-      <w:t>2026-07-30</w:t>
+      <w:t>2026-07-31</w:t>
       <w:br/>
       <w:br/>
     </w:r>

--- a/tillsyn/A 536-2023 tillsynsbegäran.docx
+++ b/tillsyn/A 536-2023 tillsynsbegäran.docx
@@ -509,7 +509,7 @@
     <w:r>
       <w:tab/>
       <w:tab/>
-      <w:t>2026-07-31</w:t>
+      <w:t>2026-08-01</w:t>
       <w:br/>
       <w:br/>
     </w:r>

--- a/tillsyn/A 536-2023 tillsynsbegäran.docx
+++ b/tillsyn/A 536-2023 tillsynsbegäran.docx
@@ -509,7 +509,7 @@
     <w:r>
       <w:tab/>
       <w:tab/>
-      <w:t>2026-08-01</w:t>
+      <w:t>2026-08-02</w:t>
       <w:br/>
       <w:br/>
     </w:r>

--- a/tillsyn/A 536-2023 tillsynsbegäran.docx
+++ b/tillsyn/A 536-2023 tillsynsbegäran.docx
@@ -509,7 +509,7 @@
     <w:r>
       <w:tab/>
       <w:tab/>
-      <w:t>2026-08-02</w:t>
+      <w:t>2026-08-03</w:t>
       <w:br/>
       <w:br/>
     </w:r>

--- a/tillsyn/A 536-2023 tillsynsbegäran.docx
+++ b/tillsyn/A 536-2023 tillsynsbegäran.docx
@@ -509,7 +509,7 @@
     <w:r>
       <w:tab/>
       <w:tab/>
-      <w:t>2026-08-03</w:t>
+      <w:t>2026-08-05</w:t>
       <w:br/>
       <w:br/>
     </w:r>

--- a/tillsyn/A 536-2023 tillsynsbegäran.docx
+++ b/tillsyn/A 536-2023 tillsynsbegäran.docx
@@ -509,7 +509,7 @@
     <w:r>
       <w:tab/>
       <w:tab/>
-      <w:t>2026-08-05</w:t>
+      <w:t>2026-08-07</w:t>
       <w:br/>
       <w:br/>
     </w:r>

--- a/tillsyn/A 536-2023 tillsynsbegäran.docx
+++ b/tillsyn/A 536-2023 tillsynsbegäran.docx
@@ -509,7 +509,7 @@
     <w:r>
       <w:tab/>
       <w:tab/>
-      <w:t>2026-08-07</w:t>
+      <w:t>2026-08-08</w:t>
       <w:br/>
       <w:br/>
     </w:r>

--- a/tillsyn/A 536-2023 tillsynsbegäran.docx
+++ b/tillsyn/A 536-2023 tillsynsbegäran.docx
@@ -60,7 +60,7 @@
         <w:spacing w:after="240"/>
       </w:pPr>
       <w:r>
-        <w:t>Figur 1. Fyndplatser för naturvårdsarter inom 25 meter från avverkningsanmälan. Markörer utan svart kant är placerade på fyndplatsen. Markörer med svart kant är placerade vid sidan av fyndplatsen har ett svart streck som visar fyndplatsens exakta position. Kartans mittpunktskoordinat är N 7180818, E 448485 i SWEREF 99 TM.</w:t>
+        <w:t>Figur 1. Fyndplatser för naturvårdsarter inom 25 meter från avverkningsanmälan. Markörer utan svart kant är placerade på fyndplatsen. Markörer med svart kant är placerade vid sidan av fyndplatsen och har ett svart streck som visar fyndplatsens exakta position. Kartans mittpunktskoordinat är N 7180818, E 448485 i SWEREF 99 TM.</w:t>
       </w:r>
     </w:p>
     <w:p>
@@ -509,7 +509,7 @@
     <w:r>
       <w:tab/>
       <w:tab/>
-      <w:t>2026-08-14</w:t>
+      <w:t>2026-08-15</w:t>
       <w:br/>
       <w:br/>
     </w:r>

--- a/tillsyn/A 536-2023 tillsynsbegäran.docx
+++ b/tillsyn/A 536-2023 tillsynsbegäran.docx
@@ -509,7 +509,7 @@
     <w:r>
       <w:tab/>
       <w:tab/>
-      <w:t>2026-08-15</w:t>
+      <w:t>2026-08-16</w:t>
       <w:br/>
       <w:br/>
     </w:r>

--- a/tillsyn/A 536-2023 tillsynsbegäran.docx
+++ b/tillsyn/A 536-2023 tillsynsbegäran.docx
@@ -509,7 +509,7 @@
     <w:r>
       <w:tab/>
       <w:tab/>
-      <w:t>2026-08-16</w:t>
+      <w:t>2026-08-17</w:t>
       <w:br/>
       <w:br/>
     </w:r>

--- a/tillsyn/A 536-2023 tillsynsbegäran.docx
+++ b/tillsyn/A 536-2023 tillsynsbegäran.docx
@@ -509,7 +509,7 @@
     <w:r>
       <w:tab/>
       <w:tab/>
-      <w:t>2026-08-17</w:t>
+      <w:t>2026-08-18</w:t>
       <w:br/>
       <w:br/>
     </w:r>

--- a/tillsyn/A 536-2023 tillsynsbegäran.docx
+++ b/tillsyn/A 536-2023 tillsynsbegäran.docx
@@ -509,7 +509,7 @@
     <w:r>
       <w:tab/>
       <w:tab/>
-      <w:t>2026-08-18</w:t>
+      <w:t>2026-08-19</w:t>
       <w:br/>
       <w:br/>
     </w:r>

--- a/tillsyn/A 536-2023 tillsynsbegäran.docx
+++ b/tillsyn/A 536-2023 tillsynsbegäran.docx
@@ -509,7 +509,7 @@
     <w:r>
       <w:tab/>
       <w:tab/>
-      <w:t>2026-08-19</w:t>
+      <w:t>2026-08-20</w:t>
       <w:br/>
       <w:br/>
     </w:r>

--- a/tillsyn/A 536-2023 tillsynsbegäran.docx
+++ b/tillsyn/A 536-2023 tillsynsbegäran.docx
@@ -509,7 +509,7 @@
     <w:r>
       <w:tab/>
       <w:tab/>
-      <w:t>2026-08-20</w:t>
+      <w:t>2026-08-21</w:t>
       <w:br/>
       <w:br/>
     </w:r>

--- a/tillsyn/A 536-2023 tillsynsbegäran.docx
+++ b/tillsyn/A 536-2023 tillsynsbegäran.docx
@@ -509,7 +509,7 @@
     <w:r>
       <w:tab/>
       <w:tab/>
-      <w:t>2026-08-21</w:t>
+      <w:t>2026-08-22</w:t>
       <w:br/>
       <w:br/>
     </w:r>

--- a/tillsyn/A 536-2023 tillsynsbegäran.docx
+++ b/tillsyn/A 536-2023 tillsynsbegäran.docx
@@ -509,7 +509,7 @@
     <w:r>
       <w:tab/>
       <w:tab/>
-      <w:t>2026-08-22</w:t>
+      <w:t>2026-08-23</w:t>
       <w:br/>
       <w:br/>
     </w:r>

--- a/tillsyn/A 536-2023 tillsynsbegäran.docx
+++ b/tillsyn/A 536-2023 tillsynsbegäran.docx
@@ -509,7 +509,7 @@
     <w:r>
       <w:tab/>
       <w:tab/>
-      <w:t>2026-08-23</w:t>
+      <w:t>2026-08-24</w:t>
       <w:br/>
       <w:br/>
     </w:r>

--- a/tillsyn/A 536-2023 tillsynsbegäran.docx
+++ b/tillsyn/A 536-2023 tillsynsbegäran.docx
@@ -509,7 +509,7 @@
     <w:r>
       <w:tab/>
       <w:tab/>
-      <w:t>2026-08-24</w:t>
+      <w:t>2026-08-25</w:t>
       <w:br/>
       <w:br/>
     </w:r>

--- a/tillsyn/A 536-2023 tillsynsbegäran.docx
+++ b/tillsyn/A 536-2023 tillsynsbegäran.docx
@@ -509,7 +509,7 @@
     <w:r>
       <w:tab/>
       <w:tab/>
-      <w:t>2026-08-25</w:t>
+      <w:t>2026-08-26</w:t>
       <w:br/>
       <w:br/>
     </w:r>

--- a/tillsyn/A 536-2023 tillsynsbegäran.docx
+++ b/tillsyn/A 536-2023 tillsynsbegäran.docx
@@ -509,7 +509,7 @@
     <w:r>
       <w:tab/>
       <w:tab/>
-      <w:t>2026-08-26</w:t>
+      <w:t>2026-08-27</w:t>
       <w:br/>
       <w:br/>
     </w:r>

--- a/tillsyn/A 536-2023 tillsynsbegäran.docx
+++ b/tillsyn/A 536-2023 tillsynsbegäran.docx
@@ -509,7 +509,7 @@
     <w:r>
       <w:tab/>
       <w:tab/>
-      <w:t>2026-08-27</w:t>
+      <w:t>2026-08-28</w:t>
       <w:br/>
       <w:br/>
     </w:r>

--- a/tillsyn/A 536-2023 tillsynsbegäran.docx
+++ b/tillsyn/A 536-2023 tillsynsbegäran.docx
@@ -509,7 +509,7 @@
     <w:r>
       <w:tab/>
       <w:tab/>
-      <w:t>2026-08-28</w:t>
+      <w:t>2026-08-29</w:t>
       <w:br/>
       <w:br/>
     </w:r>

--- a/tillsyn/A 536-2023 tillsynsbegäran.docx
+++ b/tillsyn/A 536-2023 tillsynsbegäran.docx
@@ -509,7 +509,7 @@
     <w:r>
       <w:tab/>
       <w:tab/>
-      <w:t>2026-08-29</w:t>
+      <w:t>2026-08-31</w:t>
       <w:br/>
       <w:br/>
     </w:r>

--- a/tillsyn/A 536-2023 tillsynsbegäran.docx
+++ b/tillsyn/A 536-2023 tillsynsbegäran.docx
@@ -22,7 +22,7 @@
       <w:r>
         <w:drawing>
           <wp:inline xmlns:a="http://schemas.openxmlformats.org/drawingml/2006/main" xmlns:pic="http://schemas.openxmlformats.org/drawingml/2006/picture">
-            <wp:extent cx="5486400" cy="4792587"/>
+            <wp:extent cx="5486400" cy="5148920"/>
             <wp:docPr id="1" name="Picture 1"/>
             <wp:cNvGraphicFramePr>
               <a:graphicFrameLocks noChangeAspect="1"/>
@@ -43,7 +43,7 @@
                   <pic:spPr>
                     <a:xfrm>
                       <a:off x="0" y="0"/>
-                      <a:ext cx="5486400" cy="4792587"/>
+                      <a:ext cx="5486400" cy="5148920"/>
                     </a:xfrm>
                     <a:prstGeom prst="rect"/>
                   </pic:spPr>
@@ -60,12 +60,12 @@
         <w:spacing w:after="240"/>
       </w:pPr>
       <w:r>
-        <w:t>Figur 1. Fyndplatser för naturvårdsarter inom 25 meter från avverkningsanmälan. Markörer utan svart kant är placerade på fyndplatsen. Markörer med svart kant är placerade vid sidan av fyndplatsen och har ett svart streck som visar fyndplatsens exakta position. Kartans mittpunktskoordinat är N 7180818, E 448485 i SWEREF 99 TM.</w:t>
+        <w:t>Figur 1. Fyndplatser för naturvårdsarter i och inom 25 meter från avverkningsanmälan. Markörer utan svart kant är placerade på fyndplatsen. Markörer med svart kant är placerade vid sidan av fyndplatsen och har ett svart streck som visar fyndplatsens exakta position. Kartans mittpunktskoordinat är N 7180818, E 448485 i SWEREF 99 TM.</w:t>
       </w:r>
     </w:p>
     <w:p>
       <w:r>
-        <w:t>Inom 25 meter från avverkningsanmälan finns fynd av 4 naturvårdsarter, varav 3 är rödlistade, 3 är typiska (T) och 1 är signalart (S): skrovelmössing (VU), brunpudrad nållav (NT, T), lunglav (NT, T) och stuplav (S, T). Se Figur 1.</w:t>
+        <w:t>I och inom 25 meter från avverkningsanmälan finns fynd av 23 naturvårdsarter, varav 18 är rödlistade, 12 är typiska (T) och 5 är signalarter (S): njurlavsknapp (EN), Abrothallus lobariae (VU), Calycina lobariae (VU), liten sotlav (VU, T), läderlappslav (VU, T), norsk näverlav (VU), Protounguicularia nephromatis (VU), skrovelmössing (VU), västlig njurlav (VU, T), barkporlav (NT), brunpudrad nållav (NT, T), grynig filtlav (NT, T), lunglav (NT, T), Refractohilum galligenum (NT), Rostania pallida (NT), skrovellav (NT, T), Merismatium lobariae (DD), Roselliniella nephromatis (DD), bårdlav (S, T), gytterlav (S, T), luddlav (S, T), rostfläck (S, T) och stuplav (S, T). Se Figur 1.</w:t>
       </w:r>
     </w:p>
     <w:p>
@@ -83,6 +83,11 @@
     </w:p>
     <w:p>
       <w:r>
+        <w:t>Vi begär vidare att Skogsstyrelsen säkerställer att inga skador eller försämringar av naturtypens bevarandestatus i området tillåts ske. Se Rådets direktiv 92/43/EEG samt ickeförsämringskravet i EU:s naturrestaureringsförordning (EU 2024/1991).</w:t>
+      </w:r>
+    </w:p>
+    <w:p>
+      <w:r>
         <w:t>Vi önskar även ta del av de ställningstaganden och beslut som myndigheten meddelar till följd av aktuell avverkningsanmälan och föreningens inlaga (se 34 § förvaltningslagen).</w:t>
       </w:r>
     </w:p>
@@ -104,10 +109,55 @@
         <w:rPr>
           <w:b/>
         </w:rPr>
-        <w:t>Skrovelmössing (VU)</w:t>
-      </w:r>
-      <w:r>
-        <w:t xml:space="preserve"> är en parasitisk svamp som enbart växer på lunglav (NT). Lunglav växer på stammar av olika lövträd, främst på halvöppna växtplatser med hög och jämn luftfuktighet. Genom att skydda och utveckla skogsmiljöer med lunglav gynnas också en lång rad andra sällsynta och rödlistade arter såsom exempelvis lavparasiterna lunglavshårprick (CR), </w:t>
+        <w:t xml:space="preserve">Njurlavsknapp (EN) </w:t>
+      </w:r>
+      <w:r>
+        <w:t xml:space="preserve">är en mycket sällsynt parasitisk svamp som växer på stuplav. Njurlavsknappen ställer höga krav på sin livsmiljö och är beroende av hög och jämn luftfuktighet, sannolikt krävs det ett suboceaniskt lokalklimat för att den ska trivas på sina lokaler. Arten hotas av avverkning av äldre granskog, kontinuitetsskog, med högt inslag av sälg och rönn i suboceaniska klimatlägen. Utöver njurlavsknapp finns det tre andra lavparasiter; </w:t>
+      </w:r>
+      <w:r>
+        <w:rPr>
+          <w:i/>
+        </w:rPr>
+        <w:t>Protounguicularia nephromatis</w:t>
+      </w:r>
+      <w:r>
+        <w:t xml:space="preserve"> (VU), </w:t>
+      </w:r>
+      <w:r>
+        <w:rPr>
+          <w:i/>
+        </w:rPr>
+        <w:t>Refractohilum galligenum</w:t>
+      </w:r>
+      <w:r>
+        <w:t xml:space="preserve"> (NT) och </w:t>
+      </w:r>
+      <w:r>
+        <w:rPr>
+          <w:i/>
+        </w:rPr>
+        <w:t>Roselliniella nephromatis</w:t>
+      </w:r>
+      <w:r>
+        <w:t xml:space="preserve"> (DD), vilka också växer på stuplav (SLU Artdatabanken, 2026).</w:t>
+      </w:r>
+    </w:p>
+    <w:p>
+      <w:r>
+        <w:rPr>
+          <w:b/>
+          <w:i/>
+        </w:rPr>
+        <w:t xml:space="preserve">Abrothallus lobariae </w:t>
+      </w:r>
+      <w:r>
+        <w:rPr>
+          <w:b/>
+        </w:rPr>
+        <w:t>(VU)</w:t>
+      </w:r>
+      <w:r>
+        <w:t xml:space="preserve"> är en sällsynt parasit som växer på lunglav (NT). Lunglav växer på stammar av olika lövträd, främst på halvöppna växtplatser med hög och jämn luftfuktighet.  Genom att skydda och utveckla skogsmiljöer med lunglav gynnas också en lång rad andra sällsynta och rödlistade arter såsom exempelvis lavparasiterna lunglavshårprick (CR), </w:t>
       </w:r>
       <w:r>
         <w:rPr>
@@ -141,11 +191,56 @@
       <w:r>
         <w:rPr>
           <w:b/>
+          <w:i/>
         </w:rPr>
-        <w:t>Brunpudrad nållav (NT)</w:t>
-      </w:r>
-      <w:r>
-        <w:t xml:space="preserve"> är beroende av hög, jämn luftfuktighet och kan påträffas i fuktiga skogar av naturskogskaraktär, ofta i sumpgranskog eller andra sumpskogar. Arten är placerad högst upp i Skogsstyrelsens värdepyramid för bedömning av skog med höga naturvärden och förekomster bör undantas från skogsbruksåtgärder. Brunpudrad nållav är typisk art för </w:t>
+        <w:t>Calycina lobariae</w:t>
+      </w:r>
+      <w:r>
+        <w:rPr>
+          <w:b/>
+        </w:rPr>
+        <w:t xml:space="preserve"> (VU)</w:t>
+      </w:r>
+      <w:r>
+        <w:t xml:space="preserve"> är en sällsynt parasit som växer på lunglav (NT). Lunglav växer på stammar av olika lövträd, främst på halvöppna växtplatser med hög och jämn luftfuktighet.  Genom att skydda och utveckla skogsmiljöer med lunglav gynnas också en lång rad andra sällsynta och rödlistade arter såsom exempelvis lavparasiterna lunglavshårprick (CR), </w:t>
+      </w:r>
+      <w:r>
+        <w:rPr>
+          <w:i/>
+        </w:rPr>
+        <w:t>Abrothallus diederichii</w:t>
+      </w:r>
+      <w:r>
+        <w:t xml:space="preserve"> (VU), </w:t>
+      </w:r>
+      <w:r>
+        <w:rPr>
+          <w:i/>
+        </w:rPr>
+        <w:t>Abrothallus lobariae</w:t>
+      </w:r>
+      <w:r>
+        <w:t xml:space="preserve"> (VU), </w:t>
+      </w:r>
+      <w:r>
+        <w:rPr>
+          <w:i/>
+        </w:rPr>
+        <w:t>Calycina lobariae</w:t>
+      </w:r>
+      <w:r>
+        <w:t xml:space="preserve"> (VU), lunglavsknapp (VU) och skrovelmössing (VU). Rikliga förekomster av lunglav bör skyddas med biotopskydd, frivilliga avsättningar eller reservat (SLU Artdatabanken, 2026).</w:t>
+      </w:r>
+    </w:p>
+    <w:p>
+      <w:r>
+        <w:rPr>
+          <w:b/>
+        </w:rPr>
+        <w:t>Liten sotlav (VU)</w:t>
+      </w:r>
+      <w:r>
+        <w:t xml:space="preserve"> förekommer i gamla brandrefugiala boreala granskogar där den oftast påträffas på grovbarkiga, senvuxna, mycket gamla granar. Arten är en av de mest krävande arterna i fuktig grannaturskog och är placerad högst upp i Skogsstyrelsens värdepyramid för bedömning av skog med höga naturvärden. Samtliga förekomster bör skyddas. Liten sotlav är typisk art för </w:t>
       </w:r>
       <w:r>
         <w:rPr>
@@ -162,10 +257,104 @@
         <w:rPr>
           <w:b/>
         </w:rPr>
-        <w:t>Lunglav (NT)</w:t>
-      </w:r>
-      <w:r>
-        <w:t xml:space="preserve"> är en av vårt lands främsta signalarter som överallt indikerar gamla lövträd, skogsbestånd med höga naturvärden och ekosystem med långskoglig kontinuitet. Lokalt kan förekomsten vara mycket riklig men den hittas nästan enbart i gamla och ej slutavverkade skogar. Artens samtliga förekomster bör uppmärksammas från naturvårdssynpunkt, då många lokaler även hyser andra ovanliga och rödlistade arter. Rikliga förekomster bör skyddas med biotopskydd, frivilliga avsättningar eller reservat. På lunglav kan de sällsynta lavparasiterna lunglavshårprick (CR), </w:t>
+        <w:t>Läderlappslav (VU)</w:t>
+      </w:r>
+      <w:r>
+        <w:t xml:space="preserve"> växer på gamla lövträd, främst lönn, rönn, asp och ask, på lokaler med hög luftfuktighet. Lämpliga lokaler bör skyddas. Tills vidare bör lokaler i skog undantas från rationell skogsskötsel. Läderlappslav är typisk art för </w:t>
+      </w:r>
+      <w:r>
+        <w:rPr>
+          <w:i/>
+        </w:rPr>
+        <w:t xml:space="preserve">9010 Taiga, 9020 Nordlig ädellövskog, 9070 Trädklädd betesmark </w:t>
+      </w:r>
+      <w:r>
+        <w:t xml:space="preserve">och </w:t>
+      </w:r>
+      <w:r>
+        <w:rPr>
+          <w:i/>
+        </w:rPr>
+        <w:t>9180 Ädellövskog i branter</w:t>
+      </w:r>
+      <w:r>
+        <w:t xml:space="preserve"> (SLU Artdatabanken, 2024).</w:t>
+      </w:r>
+    </w:p>
+    <w:p>
+      <w:r>
+        <w:rPr>
+          <w:b/>
+        </w:rPr>
+        <w:t>Norsk näverlav (VU)</w:t>
+      </w:r>
+      <w:r>
+        <w:t>, rödlistad som sårbar, är en suboceanisk art och påträffas bara i områden med hög och jämn luftfuktighet. Den växer i fuktiga granskogar, främst på stammar eller grenar av äldre björkar och granar. Arten är placerad i toppen av Skogsstyrelsens värdepyramid för bedömning av skog med höga naturvärden och försvinner eller missgynnas starkt vid all form av avverkning på eller i anslutning till lokalerna. Norsk näverlav har en hög andel av sin världspopulation i Norge och Sverige vilket medför ett särskilt ansvar för arten (Nitare &amp; Skogsstyrelsen, 2019; SLU Artdatabanken, 2024).</w:t>
+      </w:r>
+    </w:p>
+    <w:p>
+      <w:r>
+        <w:rPr>
+          <w:b/>
+          <w:i/>
+        </w:rPr>
+        <w:t xml:space="preserve">Protounguicularia nephromatis </w:t>
+      </w:r>
+      <w:r>
+        <w:rPr>
+          <w:b/>
+        </w:rPr>
+        <w:t>(VU)</w:t>
+      </w:r>
+      <w:r>
+        <w:t xml:space="preserve"> är en sällsynt lavparasit som associeras till njurlavar (Nephroma)</w:t>
+      </w:r>
+      <w:r>
+        <w:rPr>
+          <w:i/>
+        </w:rPr>
+        <w:t xml:space="preserve"> </w:t>
+      </w:r>
+      <w:r>
+        <w:t xml:space="preserve">och växer i boreala kontinuitetsskogar med hög och jämn luftfuktighet. Den hittas oftast på stuplav men har även påträffats på västlig njurlav (VU) och bårdlav. Utöver </w:t>
+      </w:r>
+      <w:r>
+        <w:rPr>
+          <w:i/>
+        </w:rPr>
+        <w:t>Protounguicularia nephromatis</w:t>
+      </w:r>
+      <w:r>
+        <w:t xml:space="preserve"> finns det ytterligare tre sällsynta lavparasiter som växer på stuplav; njurlavsknapp (EN), </w:t>
+      </w:r>
+      <w:r>
+        <w:rPr>
+          <w:i/>
+        </w:rPr>
+        <w:t>Refractohilum galligenum</w:t>
+      </w:r>
+      <w:r>
+        <w:t xml:space="preserve"> (NT) och </w:t>
+      </w:r>
+      <w:r>
+        <w:rPr>
+          <w:i/>
+        </w:rPr>
+        <w:t>Roselliniella nephromatis</w:t>
+      </w:r>
+      <w:r>
+        <w:t xml:space="preserve"> (DD). Samtliga dessa lavparasiter hotas av brist på kontinuitetsskog och minskning av de relaterade värdarterna (SLU Artdatabanken, 2026).</w:t>
+      </w:r>
+    </w:p>
+    <w:p>
+      <w:r>
+        <w:rPr>
+          <w:b/>
+        </w:rPr>
+        <w:t>Skrovelmössing (VU)</w:t>
+      </w:r>
+      <w:r>
+        <w:t xml:space="preserve"> är en parasitisk svamp som enbart växer på lunglav (NT). Lunglav växer på stammar av olika lövträd, främst på halvöppna växtplatser med hög och jämn luftfuktighet. Genom att skydda och utveckla skogsmiljöer med lunglav gynnas också en lång rad andra sällsynta och rödlistade arter såsom exempelvis lavparasiterna lunglavshårprick (CR), </w:t>
       </w:r>
       <w:r>
         <w:rPr>
@@ -192,6 +381,160 @@
         <w:t>Calycina lobariae</w:t>
       </w:r>
       <w:r>
+        <w:t xml:space="preserve"> (VU), lunglavsknapp (VU) och skrovelmössing (VU). Rikliga förekomster av lunglav bör skyddas med biotopskydd, frivilliga avsättningar eller reservat (SLU Artdatabanken, 2026).</w:t>
+      </w:r>
+    </w:p>
+    <w:p>
+      <w:r>
+        <w:rPr>
+          <w:b/>
+        </w:rPr>
+        <w:t>Västlig njurlav (VU)</w:t>
+      </w:r>
+      <w:r>
+        <w:t xml:space="preserve"> växer på mossiga lövträdstammar eller klippor i områden med hög luftfuktighet och förekommer huvudsakligen på lövträd, främst asp men ofta också på ask, sälg, rönn, ek och lönn. Den mest typiska miljön är halvöppen blandskog i bergskanter med gran och senvuxna aspar. Arten hotas av avverkning av asp och andra lövträd i blandskogar samt av utglesning av skog på eller i omedelbar närhet av växtplatsen. Nyetablering och spridning försvåras av att aspar i blandskogar ofta avverkas i samband med gallringar. Lämpliga miljöer nyskapas i mycket begränsad omfattning. Västlig njurlav är placerad högst upp i Skogsstyrelsens värdepyramid för bedömning av skog med höga naturvärden och har minskat med 25 (20–30) % under de senaste 50 åren. Sedan 2010 har minskningstakten ökat och överstiger gränsvärdet för Sårbar (VU). På västlig njurlav kan även de sällsynta lavparasiterna </w:t>
+      </w:r>
+      <w:r>
+        <w:rPr>
+          <w:i/>
+        </w:rPr>
+        <w:t>Protounguicularia nephromatis</w:t>
+      </w:r>
+      <w:r>
+        <w:t xml:space="preserve"> (VU) och </w:t>
+      </w:r>
+      <w:r>
+        <w:rPr>
+          <w:i/>
+        </w:rPr>
+        <w:t>Refractohilum galligenum</w:t>
+      </w:r>
+      <w:r>
+        <w:t xml:space="preserve"> (NT) påträffas. Västlig njurlav är typisk art för </w:t>
+      </w:r>
+      <w:r>
+        <w:rPr>
+          <w:i/>
+        </w:rPr>
+        <w:t xml:space="preserve">9010 Taiga, 9020 Nordlig ädellövskog, 9070 Trädklädd betesmark, 9110 Näringsfattig bokskog, 9160 Näringsrik ekskog, 9180 Ädellövskog i branter </w:t>
+      </w:r>
+      <w:r>
+        <w:t>och</w:t>
+      </w:r>
+      <w:r>
+        <w:rPr>
+          <w:i/>
+        </w:rPr>
+        <w:t xml:space="preserve"> 9190 Näringsfattig ekskog</w:t>
+      </w:r>
+      <w:r>
+        <w:t xml:space="preserve"> (SLU Artdatabanken, 2026; Nitare &amp; Skogsstyrelsen, 2019).</w:t>
+      </w:r>
+    </w:p>
+    <w:p>
+      <w:r>
+        <w:rPr>
+          <w:b/>
+        </w:rPr>
+        <w:t>Barkporlav (NT)</w:t>
+      </w:r>
+      <w:r>
+        <w:t xml:space="preserve"> växer främst på äldre lövträd i lövrika barrskogar av naturskogskaraktär med hög luftfuktighet. Flera av växtplatserna är vid större vattenfall, där forsdimma ger hög och jämn luftfuktighet. Det huvudsakliga hotet mot arten är skogsavverkningar och det finns inga uppgifter om att arten överlever på lövträd som har ställts kvar efter slutavverkning. Kända lokaler bör skyddas (SLU Artdatabanken, 2024).</w:t>
+      </w:r>
+    </w:p>
+    <w:p>
+      <w:r>
+        <w:rPr>
+          <w:b/>
+        </w:rPr>
+        <w:t>Brunpudrad nållav (NT)</w:t>
+      </w:r>
+      <w:r>
+        <w:t xml:space="preserve"> är beroende av hög, jämn luftfuktighet och kan påträffas i fuktiga skogar av naturskogskaraktär, ofta i sumpgranskog eller andra sumpskogar. Arten är placerad högst upp i Skogsstyrelsens värdepyramid för bedömning av skog med höga naturvärden och förekomster bör undantas från skogsbruksåtgärder. Brunpudrad nållav är typisk art för </w:t>
+      </w:r>
+      <w:r>
+        <w:rPr>
+          <w:i/>
+        </w:rPr>
+        <w:t>9010 Taiga</w:t>
+      </w:r>
+      <w:r>
+        <w:t xml:space="preserve"> (SLU Artdatabanken, 2024; Nitare &amp; Skogsstyrelsen, 2019).</w:t>
+      </w:r>
+    </w:p>
+    <w:p>
+      <w:r>
+        <w:rPr>
+          <w:b/>
+        </w:rPr>
+        <w:t>Grynig filtlav (NT)</w:t>
+      </w:r>
+      <w:r>
+        <w:t xml:space="preserve"> tillhör en grupp fuktighetskrävande, storväxta bladlavar där också bl.a. lunglav (NT) ingår. Den växer framför allt på gamla mossiga stammar av lövträd, särskilt ädellövträd samt asp och sälg, i kulturmarker, lövskogar, halvöppna och lövrika barrblandskogar i områden med hög luftfuktighet. Arten indikerar långvarig förekomst av gamla lövträd och ett mikroklimat med konstant hög och jämn luftfuktighet. Grynig filtlav är typisk art för </w:t>
+      </w:r>
+      <w:r>
+        <w:rPr>
+          <w:i/>
+        </w:rPr>
+        <w:t>9010 Taiga, 9020 Nordlig ädellövskog, 9110 Näringsfattig bokskog, 9130 Näringsrik bokskog, 9160 Näringsrik ekskog, 9180 Ädellövskog i branter,</w:t>
+      </w:r>
+      <w:r>
+        <w:t xml:space="preserve"> </w:t>
+      </w:r>
+      <w:r>
+        <w:rPr>
+          <w:i/>
+        </w:rPr>
+        <w:t>9190 Näringsfattig ekskog</w:t>
+      </w:r>
+      <w:r>
+        <w:t xml:space="preserve"> och </w:t>
+      </w:r>
+      <w:r>
+        <w:rPr>
+          <w:i/>
+        </w:rPr>
+        <w:t>9070 Trädklädd betesmark</w:t>
+      </w:r>
+      <w:r>
+        <w:t xml:space="preserve"> (SLU Artdatabanken, 2024; Nitare &amp; Skogsstyrelsen, 2019).</w:t>
+      </w:r>
+    </w:p>
+    <w:p>
+      <w:r>
+        <w:rPr>
+          <w:b/>
+        </w:rPr>
+        <w:t>Lunglav (NT)</w:t>
+      </w:r>
+      <w:r>
+        <w:t xml:space="preserve"> är en av vårt lands främsta signalarter som överallt indikerar gamla lövträd, skogsbestånd med höga naturvärden och ekosystem med långskoglig kontinuitet. Lokalt kan förekomsten vara mycket riklig men den hittas nästan enbart i gamla och ej slutavverkade skogar. Artens samtliga förekomster bör uppmärksammas från naturvårdssynpunkt, då många lokaler även hyser andra ovanliga och rödlistade arter. Rikliga förekomster bör skyddas med biotopskydd, frivilliga avsättningar eller reservat. På lunglav kan de sällsynta lavparasiterna lunglavshårprick (CR), </w:t>
+      </w:r>
+      <w:r>
+        <w:rPr>
+          <w:i/>
+        </w:rPr>
+        <w:t>Abrothallus diederichii</w:t>
+      </w:r>
+      <w:r>
+        <w:t xml:space="preserve"> (VU), </w:t>
+      </w:r>
+      <w:r>
+        <w:rPr>
+          <w:i/>
+        </w:rPr>
+        <w:t>Abrothallus lobariae</w:t>
+      </w:r>
+      <w:r>
+        <w:t xml:space="preserve"> (VU), </w:t>
+      </w:r>
+      <w:r>
+        <w:rPr>
+          <w:i/>
+        </w:rPr>
+        <w:t>Calycina lobariae</w:t>
+      </w:r>
+      <w:r>
         <w:t xml:space="preserve"> (VU), lunglavsknapp (VU) och skrovelmössing (VU) påträffas. Lunglav är typisk art för </w:t>
       </w:r>
       <w:r>
@@ -217,6 +560,347 @@
       <w:r>
         <w:rPr>
           <w:b/>
+          <w:i/>
+        </w:rPr>
+        <w:t xml:space="preserve">Refractohilum galligenum </w:t>
+      </w:r>
+      <w:r>
+        <w:rPr>
+          <w:b/>
+        </w:rPr>
+        <w:t>(NT)</w:t>
+      </w:r>
+      <w:r>
+        <w:t xml:space="preserve"> är en lavparasit som växer på stuplav och västlig njurlav (VU) i boreala kontinuitetsskogar med hög och jämn luftfuktighet. Utöver </w:t>
+      </w:r>
+      <w:r>
+        <w:rPr>
+          <w:i/>
+        </w:rPr>
+        <w:t>Refractohilum galligenum</w:t>
+      </w:r>
+      <w:r>
+        <w:rPr>
+          <w:b/>
+          <w:i/>
+        </w:rPr>
+        <w:t xml:space="preserve"> </w:t>
+      </w:r>
+      <w:r>
+        <w:t xml:space="preserve">finns det tre andra sällsynta lavparasiter; njurlavsknapp (EN), </w:t>
+      </w:r>
+      <w:r>
+        <w:rPr>
+          <w:i/>
+        </w:rPr>
+        <w:t xml:space="preserve">Protounguicularia nephromatis </w:t>
+      </w:r>
+      <w:r>
+        <w:t>(VU)</w:t>
+      </w:r>
+      <w:r>
+        <w:rPr>
+          <w:i/>
+        </w:rPr>
+        <w:t xml:space="preserve"> </w:t>
+      </w:r>
+      <w:r>
+        <w:t xml:space="preserve">och </w:t>
+      </w:r>
+      <w:r>
+        <w:rPr>
+          <w:i/>
+        </w:rPr>
+        <w:t>Roselliniella nephromatis</w:t>
+      </w:r>
+      <w:r>
+        <w:t xml:space="preserve"> (DD), vilka också växer på stuplav. Samtliga dessa lavparasiter hotas av brist på kontinuitetsskog och minskning av de relaterade värdarterna (SLU Artdatabanken, 2026).</w:t>
+      </w:r>
+    </w:p>
+    <w:p>
+      <w:r>
+        <w:rPr>
+          <w:b/>
+          <w:i/>
+        </w:rPr>
+        <w:t xml:space="preserve">Rostania pallida </w:t>
+      </w:r>
+      <w:r>
+        <w:rPr>
+          <w:b/>
+        </w:rPr>
+        <w:t>(NT)</w:t>
+      </w:r>
+      <w:r>
+        <w:t xml:space="preserve"> är en sällsynt lav som växer på gamla lövträd och kräver, åtminstone periodvis, hög luftfuktighet. Oftast står lövträden inne i gammal barrskog. Arten påverkas negativt av brist på kontinuitetsskog och en minskning av populationen pågår eller förväntas ske. Minskningstakten för den svenska populationen bedöms vara nära gränsvärdet för sårbar (VU) (SLU Artdatabanken, 2026).</w:t>
+      </w:r>
+    </w:p>
+    <w:p>
+      <w:r>
+        <w:rPr>
+          <w:b/>
+        </w:rPr>
+        <w:t>Skrovellav (NT)</w:t>
+      </w:r>
+      <w:r>
+        <w:t xml:space="preserve"> växer på gamla lövträd och på klippor i gamla skogar med hög och jämn luftfuktighet. Slutavverkning av kontinuitetsskog utgör det största hotet och lavens fortsatta förekomst bör säkerställas genom att lokaler med äldre skog skyddas. I områden med mycket hög luftfuktighet kan man på bålen av skrovellav finna de sällsynta parasitsvamparna skrovellavsknapp (EN), </w:t>
+      </w:r>
+      <w:r>
+        <w:rPr>
+          <w:i/>
+        </w:rPr>
+        <w:t>Catillaria lobariicola</w:t>
+      </w:r>
+      <w:r>
+        <w:t xml:space="preserve"> (VU) och </w:t>
+      </w:r>
+      <w:r>
+        <w:rPr>
+          <w:i/>
+        </w:rPr>
+        <w:t>Merismatium lobariae</w:t>
+      </w:r>
+      <w:r>
+        <w:t xml:space="preserve"> (DD). Skrovellav är typisk art för </w:t>
+      </w:r>
+      <w:r>
+        <w:rPr>
+          <w:i/>
+        </w:rPr>
+        <w:t xml:space="preserve">9010 Taiga, 9020 Nordlig ädellövskog, 9040 Fjällbjörkskog, 9070 Trädklädd betesmark, 9160 Näringsrik ekskog, 9180 Ädellövskog i branter, 9190 Näringsfattig ekskog, 8210 Kalkbranter </w:t>
+      </w:r>
+      <w:r>
+        <w:t xml:space="preserve">och </w:t>
+      </w:r>
+      <w:r>
+        <w:rPr>
+          <w:i/>
+        </w:rPr>
+        <w:t>6530 Lövängar</w:t>
+      </w:r>
+      <w:r>
+        <w:t xml:space="preserve"> (SLU Artdatabanken, 2026; Nitare &amp; Skogsstyrelsen, 2019).</w:t>
+      </w:r>
+    </w:p>
+    <w:p>
+      <w:r>
+        <w:rPr>
+          <w:b/>
+          <w:i/>
+        </w:rPr>
+        <w:t xml:space="preserve">Merismatium lobariae </w:t>
+      </w:r>
+      <w:r>
+        <w:rPr>
+          <w:b/>
+        </w:rPr>
+        <w:t>(DD)</w:t>
+      </w:r>
+      <w:r>
+        <w:t xml:space="preserve"> är en sällsynt parasit som är knuten till den likaså rödlistade arten skrovellav (NT). Värdarten skrovellav växer på gamla lövträd och på klippor i gamla skogar med hög och jämn luftfuktighet. Slutavverkning av kontinuitetsskog utgör det största hotet och skrovellavens fortsatta förekomst bör säkerställas genom att lokaler med äldre skog skyddas. I områden med mycket hög luftfuktighet finns det ytterligare två mycket sällsynta parasitsvampar, skrovellavsknapp (EN) och </w:t>
+      </w:r>
+      <w:r>
+        <w:rPr>
+          <w:i/>
+        </w:rPr>
+        <w:t xml:space="preserve">Catillaria lobariicola </w:t>
+      </w:r>
+      <w:r>
+        <w:t xml:space="preserve">(VU), vilka också växer på bålen av skrovellav. Faktaunderlaget för </w:t>
+      </w:r>
+      <w:r>
+        <w:rPr>
+          <w:i/>
+        </w:rPr>
+        <w:t xml:space="preserve">Merismatium lobariae </w:t>
+      </w:r>
+      <w:r>
+        <w:t>(DD) bedöms vara otillräckligt för att avgöra vilken av de olika rödlistningskategorierna som är mest trolig (SLU Artdatabanken, 2026).</w:t>
+      </w:r>
+    </w:p>
+    <w:p>
+      <w:r>
+        <w:rPr>
+          <w:b/>
+          <w:i/>
+        </w:rPr>
+        <w:t>Roselliniella nephromatis</w:t>
+      </w:r>
+      <w:r>
+        <w:rPr>
+          <w:b/>
+        </w:rPr>
+        <w:t xml:space="preserve"> (DD)</w:t>
+      </w:r>
+      <w:r>
+        <w:t xml:space="preserve"> är en lavparasit som växer på stuplav. Det finns ytterligare tre sällsynta lavparasiter som är knutna till stuplav; njurlavsknapp (EN), </w:t>
+      </w:r>
+      <w:r>
+        <w:rPr>
+          <w:i/>
+        </w:rPr>
+        <w:t xml:space="preserve">Protounguicularia nephromatis </w:t>
+      </w:r>
+      <w:r>
+        <w:t>(VU)</w:t>
+      </w:r>
+      <w:r>
+        <w:rPr>
+          <w:i/>
+        </w:rPr>
+        <w:t xml:space="preserve"> </w:t>
+      </w:r>
+      <w:r>
+        <w:t xml:space="preserve">och </w:t>
+      </w:r>
+      <w:r>
+        <w:rPr>
+          <w:i/>
+        </w:rPr>
+        <w:t>Refractohilum galligenum</w:t>
+      </w:r>
+      <w:r>
+        <w:t xml:space="preserve"> (NT). Samtliga dessa lavparasiter är beroende av hög luftfuktighet och hotas av brist på kontinuitetsskog samt minskning av de relaterade värdarterna. Faktaunderlaget för </w:t>
+      </w:r>
+      <w:r>
+        <w:rPr>
+          <w:i/>
+        </w:rPr>
+        <w:t>Roselliniella nephromatis</w:t>
+      </w:r>
+      <w:r>
+        <w:t xml:space="preserve"> (DD) bedöms vara otillräckligt för att avgöra vilken av de olika rödlistningskategorierna som är mest trolig (SLU Artdatabanken, 2026).</w:t>
+      </w:r>
+    </w:p>
+    <w:p>
+      <w:r>
+        <w:rPr>
+          <w:b/>
+        </w:rPr>
+        <w:t>Bårdlav</w:t>
+      </w:r>
+      <w:r>
+        <w:t xml:space="preserve"> signalerar miljöer med höga naturvärden och på lokalerna finns vanligtvis många andra ovanliga och rödlistade arter. Den visar även på platser med hög och jämn luftfuktighet. På bårdlav och andra njurlavar (Nephroma) kan de sällsynta parasiterna </w:t>
+      </w:r>
+      <w:r>
+        <w:rPr>
+          <w:i/>
+        </w:rPr>
+        <w:t xml:space="preserve">Protounguicularia nephromatis </w:t>
+      </w:r>
+      <w:r>
+        <w:t xml:space="preserve">(VU) och </w:t>
+      </w:r>
+      <w:r>
+        <w:rPr>
+          <w:i/>
+        </w:rPr>
+        <w:t xml:space="preserve">Tremella nephromatis </w:t>
+      </w:r>
+      <w:r>
+        <w:t xml:space="preserve">(DD) påträffas. Bårdlav är typisk art för </w:t>
+      </w:r>
+      <w:r>
+        <w:rPr>
+          <w:i/>
+        </w:rPr>
+        <w:t xml:space="preserve">9010 Taiga, 9020 Nordlig ädellövskog, 9070 Trädklädd betesmark, 9110 Näringsfattig bokskog, 9160 Näringsrik ekskog, 9180 Ädellövskog i branter </w:t>
+      </w:r>
+      <w:r>
+        <w:t>och</w:t>
+      </w:r>
+      <w:r>
+        <w:rPr>
+          <w:i/>
+        </w:rPr>
+        <w:t xml:space="preserve"> 9190 Näringsfattig ekskog</w:t>
+      </w:r>
+      <w:r>
+        <w:t xml:space="preserve"> (SLU Artdatabanken, 2026; Nitare &amp; Skogsstyrelsen, 2019).</w:t>
+      </w:r>
+    </w:p>
+    <w:p>
+      <w:r>
+        <w:rPr>
+          <w:b/>
+        </w:rPr>
+        <w:t xml:space="preserve">Gytterlav </w:t>
+      </w:r>
+      <w:r>
+        <w:t xml:space="preserve">signalerar höga naturvärden i södra och mellersta Sverige, samt längs Norrlands kustland. Förekomster i söder, framför allt på trädstammar, är en indikation på gammal skogsmark med långvarig förekomst av äldre lövträd i miljöer med hög och jämn luftfuktighet. Gytterlav är typisk art för </w:t>
+      </w:r>
+      <w:r>
+        <w:rPr>
+          <w:i/>
+        </w:rPr>
+        <w:t xml:space="preserve">9040 Fjällbjörkskog </w:t>
+      </w:r>
+      <w:r>
+        <w:t>(Nitare &amp; Skogsstyrelsen, 2019; SLU Artdatabanken, 2025).</w:t>
+      </w:r>
+    </w:p>
+    <w:p>
+      <w:r>
+        <w:rPr>
+          <w:b/>
+        </w:rPr>
+        <w:t>Luddlav</w:t>
+      </w:r>
+      <w:r>
+        <w:t xml:space="preserve"> signalerar lång skoglig kontinuitet med ett stabilt lokal- och mikroklimat med hög och jämn fuktighet. Luddlav är typisk art för </w:t>
+      </w:r>
+      <w:r>
+        <w:rPr>
+          <w:i/>
+        </w:rPr>
+        <w:t>9010 Taiga,</w:t>
+      </w:r>
+      <w:r>
+        <w:t xml:space="preserve"> </w:t>
+      </w:r>
+      <w:r>
+        <w:rPr>
+          <w:i/>
+        </w:rPr>
+        <w:t xml:space="preserve">9020 Nordlig ädellövskog, 9070 Trädklädd betesmark, 9110 Näringsfattig bokskog, 9180 Ädellövskog i branter </w:t>
+      </w:r>
+      <w:r>
+        <w:t>och</w:t>
+      </w:r>
+      <w:r>
+        <w:rPr>
+          <w:i/>
+        </w:rPr>
+        <w:t xml:space="preserve"> 9190 Näringsfattig ekskog </w:t>
+      </w:r>
+      <w:r>
+        <w:t>(Nitare &amp; Skogsstyrelsen, 2019; SLU Artdatabanken, 2025).</w:t>
+      </w:r>
+    </w:p>
+    <w:p>
+      <w:r>
+        <w:rPr>
+          <w:b/>
+        </w:rPr>
+        <w:t xml:space="preserve">Rostfläck </w:t>
+      </w:r>
+      <w:r>
+        <w:t xml:space="preserve">signalerar framför allt höga naturvärden i östra Sverige samt norr om den naturliga norrlandsgränsen. Arten indikerar här skogsmiljöer som under lång tid haft ett konstant fuktigt mikroklimat. Rika förekomster i Norrland visar sannolikt på bestånd med långvarig kontinuitet av gamla träd. När laven påträffas i alkärr signalerar den höga naturvärden inom hela sitt utbredningsområde. Rostfläck är typisk art för </w:t>
+      </w:r>
+      <w:r>
+        <w:rPr>
+          <w:i/>
+        </w:rPr>
+        <w:t xml:space="preserve">9190 Näringsfattig ekskog </w:t>
+      </w:r>
+      <w:r>
+        <w:t>(Nitare &amp; Skogsstyrelsen, 2019; SLU Artdatabanken, 2025).</w:t>
+      </w:r>
+    </w:p>
+    <w:p>
+      <w:r>
+        <w:rPr>
+          <w:b/>
         </w:rPr>
         <w:t>Stuplav</w:t>
       </w:r>
@@ -267,6 +951,78 @@
       </w:r>
       <w:r>
         <w:t xml:space="preserve"> (SLU Artdatabanken, 2026; Nitare &amp; Skogsstyrelsen, 2019).</w:t>
+      </w:r>
+    </w:p>
+    <w:p>
+      <w:pPr>
+        <w:pStyle w:val="Heading1"/>
+      </w:pPr>
+      <w:r>
+        <w:t>Typiska arter och EU:s art- och habitatdirektiv</w:t>
+      </w:r>
+    </w:p>
+    <w:p>
+      <w:r>
+        <w:t>Typiska arter används för att lokalisera områden med gynnsam bevarandestatus för de naturtyper som är listade i EU:s art- och habitatdirektiv. Ett exempel är Västlig taiga (EU-kod 9010) som saknar gynnsam bevarandestatus och minskar starkt som naturtyp i Sverige. Naturvårdsverket skriver i sin vägledning för Västlig taiga att dylika miljöer förutsätter normalt att skogarna skyddas långsiktigt, eftersom skogsbruk inte är förenligt med bevarande av naturtypen i gynnsamt tillstånd (Naturvårdsverket, 2011).</w:t>
+      </w:r>
+    </w:p>
+    <w:p>
+      <w:r>
+        <w:t>Följande typiska arter har sina livsmiljöer och växtplatser i den avverkningsanmälda skogen: liten sotlav (VU, T), läderlappslav (VU, T), västlig njurlav (VU, T), brunpudrad nållav (NT, T), grynig filtlav (NT, T), lunglav (NT, T), skrovellav (NT, T), bårdlav (S, T), gytterlav (S, T), luddlav (S, T), rostfläck (S, T) och stuplav (S, T).</w:t>
+      </w:r>
+    </w:p>
+    <w:p>
+      <w:r>
+        <w:t>Enligt Sveriges Artikel 17 rapportering 2013 och 2019 till EU, har naturtypen Västlig taiga (9010) dålig bevarandestatus med negativ trend inom Sveriges boreala region. Skogsbruksåtgärder som avverkning, röjning och gallring pekas ut som några av de främst bidragande orsakerna till naturtypens dåliga status och negativa trend (SLU Artdatabanken, 2019). I EU:s uppföljning av tillståndet för naturtyperna i Skandinavien 2013 – 2018 framgår det att i den boreala regionen är tillståndet så dåligt för Västlig taiga (9010) att habitatet löper allvarlig risk att försvinna regionalt (EEA, 2022). Det allvarliga läget för den biologiska mångfalden i skogen framhålls även i Skogsstyren rapport 2026/07:</w:t>
+      </w:r>
+    </w:p>
+    <w:p>
+      <w:r>
+        <w:rPr>
+          <w:i/>
+        </w:rPr>
+        <w:t>"All avverkning av kända skogliga värdekärnor och sannolika kontinuitetsskogar behöver upphöra för att fylla bristen om 1,56 miljoner hektar bevarad livsmiljötyp. På grund av begränsade kvarvarande arealer av värdekärnor, naturskogar och kontinuitetsskogar leder fortsatt förlust av dessa till en påtaglig risk för långsiktigt negativa effekter för biologisk mångfald i skogslandskapet. Att de återstående arealerna bevaras och ges ett långsiktigt skydd bedöms därför vara av avgörande betydelse."</w:t>
+      </w:r>
+      <w:r>
+        <w:t xml:space="preserve"> (Skogsstyrelsen, 2026).</w:t>
+      </w:r>
+    </w:p>
+    <w:p>
+      <w:r>
+        <w:t>Trots detta har statusen för Västlig taiga ändrats till otillräcklig i stället för dålig i den senaste Artikel 17 rapporteringen 2025. Av Naturvårdsverkets rapport framgår det dock att de ändrade statusbedömningarna jämfört med rapporteringen 2019 inte beror på faktiska miljöförändringar. Ändringarna är av teknisk karaktär och främst en följd av resultaten från genomförda regeringsuppdrag och beslut inför rapporteringen 2025. Det är alltså politisk styrning i stället för faktiska förhållanden i naturen som ändrat på naturtypernas status i rapporteringen, vilket rimmar dåligt med såväl art- och habitatdirektivets syften och mål som med naturrestaureringsförordningen. I praktiken har dock Sveriges nya sätt att rapportera bevarandestatus till EU inte någon betydelse eftersom Naturvårdsverkets rapportering 2025 visar att Västlig taiga</w:t>
+      </w:r>
+      <w:r>
+        <w:rPr>
+          <w:b/>
+        </w:rPr>
+        <w:t xml:space="preserve"> </w:t>
+      </w:r>
+      <w:r>
+        <w:t>inte har gynnsam bevarandestatus.</w:t>
+      </w:r>
+    </w:p>
+    <w:p>
+      <w:r>
+        <w:t>Åtgärder som vidtas i enlighet med art- och habitatdirektivet ska enligt Artikel 2 syfta till att bibehålla eller återställa en gynnsam bevarandestatus hos livsmiljöer samt arter och vilda djur och växter av gemenskapsintresse. Enligt prejudikat från EU-domstolen ska en skogsbruksverksamhet utföras på ett sådant sätt som utgör ett förebyggande och hållbart skogsbruk för att betraktas som förenlig med bevarandekraven i direktivet (se EU-domstolens dom i de förenade målen C 473-19 och C 474-19).</w:t>
+      </w:r>
+    </w:p>
+    <w:p>
+      <w:r>
+        <w:t xml:space="preserve">Av artikel 1.e samma direktiv framgår att en livsmiljös bevarandestatus anses " gynnsam" när — dess naturliga utbredningsområde och de ytor den täcker inom detta område är stabila eller ökande, och — den särskilda struktur och de särskilda funktioner som är nödvändiga för att den skall kunna bibehållas på lång sikt finns, och sannolikt kommer att finnas under en överskådlig framtid, och — bevarandestatusen hos dess </w:t>
+      </w:r>
+      <w:r>
+        <w:rPr>
+          <w:b/>
+        </w:rPr>
+        <w:t>typiska arter</w:t>
+      </w:r>
+      <w:r>
+        <w:t xml:space="preserve"> är gynnsam enligt definitionen i artikel 1.i.</w:t>
+      </w:r>
+    </w:p>
+    <w:p>
+      <w:r>
+        <w:t>EU-direktiv är bindande för EU:s medlemsländer varvid det ankommer på Skogsstyrelsen som nationell tillsynsmyndighet att beakta syftet med EU:s art- och habitatdirektiv vid prövningen av en skogsbruksverksamhet, se Rådets direktiv 92/43/EEG. Se ytterligare information om EU:s livsmiljödirektiv i bilaga 2.</w:t>
       </w:r>
     </w:p>
     <w:p>
@@ -379,6 +1135,254 @@
       </w:r>
       <w:r>
         <w:t>SLU Artdatabanken, Uppsala.</w:t>
+      </w:r>
+    </w:p>
+    <w:p>
+      <w:r>
+        <w:br w:type="page"/>
+      </w:r>
+    </w:p>
+    <w:p>
+      <w:pPr>
+        <w:pStyle w:val="Title"/>
+      </w:pPr>
+      <w:r>
+        <w:t>BILAGA 2 – EU:s art- och habitatdirektiv, fågeldirektiv och naturrestaureringsförordning</w:t>
+      </w:r>
+    </w:p>
+    <w:p>
+      <w:pPr>
+        <w:pStyle w:val="Heading2"/>
+      </w:pPr>
+      <w:r>
+        <w:t>Förenlighet med EU-direktiv</w:t>
+      </w:r>
+    </w:p>
+    <w:p>
+      <w:r>
+        <w:t>EU-direktiv är bindande för EU:s medlemsländer varvid det ankommer på Skogsstyrelsen som nationell tillsynsmyndighet att beakta syftet med EU:s art- och habitatdirektiv respektive fågeldirektiv vid prövningen av en skogsbruksverksamhet, se Rådets direktiv 92/43/EEG samt 2009/147/EG. Nationella regler som omfattas av ett EU-direktiv ska enligt fast rättspraxis tolkas i enlighet med direktivet, vilket medför en skyldighet för myndigheten att tolka bestämmelser i nationell rätt i ljuset av direktivets ordalydelse, sammanhang och de mål som eftersträvas med direktivet (se EU-domstolens dom i mål C 477/19).</w:t>
+      </w:r>
+    </w:p>
+    <w:p>
+      <w:r>
+        <w:t>EU:s medlemsstater åläggs i Artikel 3 i fågeldirektivet generella skyldigheter avseende skydd, bevarande och återställande av tillräckligt stora och varierande livsmiljöer för de fågelarter som omfattas av direktivet. Medlemsstaterna ska vidta de åtgärder som är nödvändiga för att bibehålla populationen av fågelarterna på en nivå som svarar särskilt mot ekologiska, vetenskapliga och kulturella behov, eller återupprätta populationen av dessa arter till en sådan nivå (se Europaparlamentets och rådets direktiv 2009/147/EG).</w:t>
+      </w:r>
+    </w:p>
+    <w:p>
+      <w:r>
+        <w:t>Åtgärder som vidtas i enlighet med art- och habitatdirektivet (92/43/EEG) ska enligt Artikel 2 syfta till att bibehålla eller återställa en gynnsam bevarandestatus hos livsmiljöer samt arter och vilda djur och växter av gemenskapsintresse. Enligt prejudikat från EU-domstolen ska en skogsbruksverksamhet utföras på ett sådant sätt som utgör ett förebyggande och hållbart skogsbruk för att betraktas som förenlig med bevarandekraven i direktivet (se EU-domstolens dom i de förenade målen C 473-19 och C 474-19).</w:t>
+      </w:r>
+    </w:p>
+    <w:p>
+      <w:r>
+        <w:t xml:space="preserve">Av artikel 1.e samma direktiv framgår att en livsmiljös bevarandestatus anses " gynnsam" när — dess naturliga utbredningsområde och de ytor den täcker inom detta område är stabila eller ökande, och — den särskilda struktur och de särskilda funktioner som är nödvändiga för att den skall kunna bibehållas på lång sikt finns, och sannolikt kommer att finnas under en överskådlig framtid, och — bevarandestatusen hos dess </w:t>
+      </w:r>
+      <w:r>
+        <w:rPr>
+          <w:b/>
+        </w:rPr>
+        <w:t>typiska arter</w:t>
+      </w:r>
+      <w:r>
+        <w:t xml:space="preserve"> är gynnsam enligt definitionen i artikel 1.i. Typiska arter används för att lokalisera områden med gynnsam bevarandestatus för de naturtyper som ingår i EU:s art- och habitatdirektiv.</w:t>
+      </w:r>
+    </w:p>
+    <w:p>
+      <w:r>
+        <w:t>Västlig taiga (EU-kod 9010) saknar gynnsam bevarandestatus och minskar starkt som naturtyp i Sverige. Naturvårdsverket skriver i sin vägledning för västlig taiga att dylika miljöer förutsätter normalt att skogarna skyddas långsiktigt, eftersom skogsbruk inte är förenligt med bevarande av naturtypen i gynnsamt tillstånd (Naturvårdsverket, 2011). Enligt Sveriges Artikel 17 rapportering 2013 och 2019 till EU, har naturtypen Västlig taiga (9010) dålig bevarandestatus med negativ trend inom Sveriges boreala region. Skogsbruksåtgärder som avverkning, röjning och gallring pekas ut som några av de främst bidragande orsakerna till naturtypens dåliga status och negativa trend (SLU Artdatabanken, 2019). I EU:s uppföljning av tillståndet för naturtyperna i Skandinavien 2013 – 2018 framgår det att i den boreala regionen är tillståndet så dåligt för Västlig taiga (9010) att habitatet löper allvarlig risk att försvinna regionalt (EEA, 2022). Det allvarliga läget för den biologiska mångfalden i skogen framhålls även i Skogsstyren rapport 2026/07:</w:t>
+      </w:r>
+    </w:p>
+    <w:p>
+      <w:r>
+        <w:rPr>
+          <w:i/>
+        </w:rPr>
+        <w:t>"All avverkning av kända skogliga värdekärnor och sannolika kontinuitetsskogar behöver upphöra för att fylla bristen om 1,56 miljoner hektar bevarad livsmiljötyp. På grund av begränsade kvarvarande arealer av värdekärnor, naturskogar och kontinuitetsskogar leder fortsatt förlust av dessa till en påtaglig risk för långsiktigt negativa effekter för biologisk mångfald i skogslandskapet. Att de återstående arealerna bevaras och ges ett långsiktigt skydd bedöms därför vara av avgörande betydelse."</w:t>
+      </w:r>
+      <w:r>
+        <w:t xml:space="preserve"> (Skogsstyrelsen, 2026).</w:t>
+      </w:r>
+    </w:p>
+    <w:p>
+      <w:pPr>
+        <w:pStyle w:val="Caption"/>
+      </w:pPr>
+      <w:r>
+        <w:drawing>
+          <wp:inline xmlns:a="http://schemas.openxmlformats.org/drawingml/2006/main" xmlns:pic="http://schemas.openxmlformats.org/drawingml/2006/picture">
+            <wp:extent cx="5486400" cy="2905862"/>
+            <wp:docPr id="2" name="Picture 2"/>
+            <wp:cNvGraphicFramePr>
+              <a:graphicFrameLocks noChangeAspect="1"/>
+            </wp:cNvGraphicFramePr>
+            <a:graphic>
+              <a:graphicData uri="http://schemas.openxmlformats.org/drawingml/2006/picture">
+                <pic:pic>
+                  <pic:nvPicPr>
+                    <pic:cNvPr id="0" name="uppföljning av västlig taiga.jpeg"/>
+                    <pic:cNvPicPr/>
+                  </pic:nvPicPr>
+                  <pic:blipFill>
+                    <a:blip r:embed="rId17"/>
+                    <a:stretch>
+                      <a:fillRect/>
+                    </a:stretch>
+                  </pic:blipFill>
+                  <pic:spPr>
+                    <a:xfrm>
+                      <a:off x="0" y="0"/>
+                      <a:ext cx="5486400" cy="2905862"/>
+                    </a:xfrm>
+                    <a:prstGeom prst="rect"/>
+                  </pic:spPr>
+                </pic:pic>
+              </a:graphicData>
+            </a:graphic>
+          </wp:inline>
+        </w:drawing>
+      </w:r>
+    </w:p>
+    <w:p>
+      <w:pPr>
+        <w:pStyle w:val="Caption"/>
+      </w:pPr>
+      <w:r>
+        <w:t>EU:s uppföljning av tillståndet för naturtypen Västlig taiga 9010 i Skandinavien 2013 - 2018. Av kartan framgår det att i den boreala regionen är tillståndet så dåligt (röd färg) att habitatet löper allvarlig risk att försvinna regionalt. Källa: European Environment Agency. https:// eunis.eea.europoa.eu/habitats/10176.</w:t>
+      </w:r>
+    </w:p>
+    <w:p>
+      <w:r>
+        <w:t>Trots det allvarliga läget har statusen för Västlig taiga ändrats till otillräcklig i stället för dålig i den senaste Artikel 17 rapporteringen 2025. Av Naturvårdsverkets rapport framgår det dock att de ändrade statusbedömningarna jämfört med rapporteringen 2019 inte beror på faktiska miljöförändringar. Ändringarna är av teknisk karaktär och främst en följd av resultaten från genomförda regeringsuppdrag och beslut inför rapporteringen 2025. Det är alltså politisk styrning i stället för faktiska förhållanden i naturen som ändrat på naturtypernas status i rapporteringen, vilket rimmar dåligt med såväl art- och habitatdirektivets syften och mål som med naturrestaureringsförordningen. I praktiken har dock Sveriges nya sätt att rapportera bevarandestatus till EU inte någon betydelse eftersom Naturvårdsverkets rapportering 2025 visar att Västlig taiga inte har gynnsam bevarandestatus.</w:t>
+      </w:r>
+    </w:p>
+    <w:p>
+      <w:pPr>
+        <w:pStyle w:val="Heading2"/>
+      </w:pPr>
+      <w:r>
+        <w:t>EU:s naturrestaureringsförordning</w:t>
+      </w:r>
+    </w:p>
+    <w:p>
+      <w:r>
+        <w:t>Enligt EU:s naturrestaureringsförordning (EU 2024/1991) ska minst 20 % av landområden och minst 20 % av havsarealen vara restaurerad senast 2030, samt alla ekosystem som är i behov av restaurering senast 2050. Det framgår också av förordningen att det är viktigt att livsmiljötyperna inte försämras innan eller efter att restaureringar genomförts, se exempelvis punkt 37 förordningen.</w:t>
+      </w:r>
+    </w:p>
+    <w:p>
+      <w:r>
+        <w:t>”</w:t>
+      </w:r>
+      <w:r>
+        <w:rPr>
+          <w:i/>
+        </w:rPr>
+        <w:t>Det är viktigt att medlemsstaterna vidtar åtgärder som syftar till att säkerställa att tillståndet för områden som täcks av livsmiljötyper som omfattas av denna förordning och som omfattas av restaureringsåtgärder uppvisar en kontinuerlig förbättring till dess att de uppnår ett gott tillstånd, och att medlemsstaterna vidtar åtgärder som syftar till att säkerställa att dessa livsmiljötyper, när de har uppnått ett gott tillstånd, inte försämras avsevärt, så att det långsiktiga bibehållandet eller uppnåendet av gott tillstånd inte äventyras. (..) Det är också viktigt att medlemsstaterna anstränger sig för att förhindra avsevärd försämring av områden som täcks av sådana livsmiljötyper som antingen redan är i gott skick eller som inte är i gott skick men ännu inte omfattas av restaureringsåtgärder.”</w:t>
+      </w:r>
+    </w:p>
+    <w:p>
+      <w:r>
+        <w:rPr>
+          <w:b/>
+          <w:i/>
+        </w:rPr>
+        <w:t>Artikel 4(12):</w:t>
+      </w:r>
+    </w:p>
+    <w:p>
+      <w:r>
+        <w:rPr>
+          <w:i/>
+        </w:rPr>
+        <w:t>Utan att det påverkar tillämpningen av direktiv 92/43/EEG ska medlemsstaterna, senast den dag då deras nationella restaureringsplaner offentliggörs i enlighet med artikel 17.6 i denna förordning, eftersträva att genomföra de åtgärder som krävs för att förhindra avsevärd försämring av områden där de livsmiljötyper som förtecknas i bilaga I till denna förordning förekommer och som är i gott tillstånd eller som krävs för att uppnå de restaureringsmål som anges i punkt 17 i den här artikeln.</w:t>
+      </w:r>
+    </w:p>
+    <w:p>
+      <w:r>
+        <w:rPr>
+          <w:b/>
+          <w:i/>
+        </w:rPr>
+        <w:t>Artikel 4 (17).   Medlemsstaterna ska säkerställa</w:t>
+      </w:r>
+    </w:p>
+    <w:p>
+      <w:r>
+        <w:rPr>
+          <w:i/>
+        </w:rPr>
+        <w:t>a) en ökning av arealen i gott tillstånd för de livsmiljötyper som förtecknas i bilaga I till dess att minst 90 % är i gott tillstånd och till dess att den gynnsamma referensarealen för varje livsmiljötyp i varje biogeografisk region inom den berörda medlemsstaten har uppnåtts.</w:t>
+      </w:r>
+    </w:p>
+    <w:p>
+      <w:r>
+        <w:t>Referenser</w:t>
+      </w:r>
+    </w:p>
+    <w:p>
+      <w:r>
+        <w:t xml:space="preserve">EEA European Environment Agency, 2022. </w:t>
+      </w:r>
+      <w:r>
+        <w:rPr>
+          <w:i/>
+        </w:rPr>
+        <w:t xml:space="preserve">Western taiga – Conservation status 2013-2018. </w:t>
+      </w:r>
+      <w:r>
+        <w:t>https:// eunis.eea.europoa.eu/habitats/10176.</w:t>
+      </w:r>
+    </w:p>
+    <w:p>
+      <w:r>
+        <w:t>EU-domstolens dom av den 2 juli 2020 i målet C 477/19 (Europeisk hamster) p. 23.</w:t>
+      </w:r>
+    </w:p>
+    <w:p>
+      <w:r>
+        <w:t>EU-domstolens dom av den 4 mars 2021 i de förenade målen C 473-19 och C 474-19 (Skydda skogen) p. 70 och 76.</w:t>
+      </w:r>
+    </w:p>
+    <w:p>
+      <w:r>
+        <w:t>Europaparlamentets och rådets direktiv 2009/147/EG av den 30 november 2009 om bevarande av vilda fåglar.</w:t>
+      </w:r>
+    </w:p>
+    <w:p>
+      <w:r>
+        <w:t>EUROPAPARLAMENTETS OCH RÅDETS FÖRORDNING (EU) 2024/1991 av den 24 juni 2024 om restaurering av natur och om ändring av förordning (EU) 2022/869.</w:t>
+      </w:r>
+    </w:p>
+    <w:p>
+      <w:r>
+        <w:t>Rådets direktiv 92/43/EEG av den 21 mj 1992 om bevarande av livsmiljöer samt vilda djur och växter.</w:t>
+      </w:r>
+    </w:p>
+    <w:p>
+      <w:r>
+        <w:t xml:space="preserve">Skogsstyrelsen, 2026. </w:t>
+      </w:r>
+      <w:r>
+        <w:rPr>
+          <w:i/>
+        </w:rPr>
+        <w:t>Biologisk mångfald i skogen.</w:t>
+      </w:r>
+      <w:r>
+        <w:t xml:space="preserve"> Rapport 2026/07.</w:t>
+      </w:r>
+    </w:p>
+    <w:p>
+      <w:r>
+        <w:t xml:space="preserve">SLU Artdatabanken, 2019. </w:t>
+      </w:r>
+      <w:r>
+        <w:rPr>
+          <w:i/>
+        </w:rPr>
+        <w:t>Sveriges arter och naturtyper i EU:s art- och habitatdirektiv.</w:t>
+      </w:r>
+      <w:r>
+        <w:t xml:space="preserve"> Resultat från rapportering 2019 till EU av bevarandestatus 2013-2018.</w:t>
       </w:r>
     </w:p>
     <w:sectPr>
@@ -509,7 +1513,7 @@
     <w:r>
       <w:tab/>
       <w:tab/>
-      <w:t>2026-08-31</w:t>
+      <w:t>2026-09-01</w:t>
       <w:br/>
       <w:br/>
     </w:r>

--- a/tillsyn/A 536-2023 tillsynsbegäran.docx
+++ b/tillsyn/A 536-2023 tillsynsbegäran.docx
@@ -1513,7 +1513,7 @@
     <w:r>
       <w:tab/>
       <w:tab/>
-      <w:t>2026-09-01</w:t>
+      <w:t>2026-09-02</w:t>
       <w:br/>
       <w:br/>
     </w:r>

--- a/tillsyn/A 536-2023 tillsynsbegäran.docx
+++ b/tillsyn/A 536-2023 tillsynsbegäran.docx
@@ -1513,7 +1513,7 @@
     <w:r>
       <w:tab/>
       <w:tab/>
-      <w:t>2026-09-02</w:t>
+      <w:t>2026-09-03</w:t>
       <w:br/>
       <w:br/>
     </w:r>

--- a/tillsyn/A 536-2023 tillsynsbegäran.docx
+++ b/tillsyn/A 536-2023 tillsynsbegäran.docx
@@ -1513,7 +1513,7 @@
     <w:r>
       <w:tab/>
       <w:tab/>
-      <w:t>2026-09-03</w:t>
+      <w:t>2026-09-04</w:t>
       <w:br/>
       <w:br/>
     </w:r>

--- a/tillsyn/A 536-2023 tillsynsbegäran.docx
+++ b/tillsyn/A 536-2023 tillsynsbegäran.docx
@@ -1513,7 +1513,7 @@
     <w:r>
       <w:tab/>
       <w:tab/>
-      <w:t>2026-09-04</w:t>
+      <w:t>2026-09-05</w:t>
       <w:br/>
       <w:br/>
     </w:r>

--- a/tillsyn/A 536-2023 tillsynsbegäran.docx
+++ b/tillsyn/A 536-2023 tillsynsbegäran.docx
@@ -1513,7 +1513,7 @@
     <w:r>
       <w:tab/>
       <w:tab/>
-      <w:t>2026-09-05</w:t>
+      <w:t>2026-09-06</w:t>
       <w:br/>
       <w:br/>
     </w:r>

--- a/tillsyn/A 536-2023 tillsynsbegäran.docx
+++ b/tillsyn/A 536-2023 tillsynsbegäran.docx
@@ -1513,7 +1513,7 @@
     <w:r>
       <w:tab/>
       <w:tab/>
-      <w:t>2026-09-06</w:t>
+      <w:t>2026-09-07</w:t>
       <w:br/>
       <w:br/>
     </w:r>

--- a/tillsyn/A 536-2023 tillsynsbegäran.docx
+++ b/tillsyn/A 536-2023 tillsynsbegäran.docx
@@ -1513,7 +1513,7 @@
     <w:r>
       <w:tab/>
       <w:tab/>
-      <w:t>2026-09-07</w:t>
+      <w:t>2026-09-08</w:t>
       <w:br/>
       <w:br/>
     </w:r>

--- a/tillsyn/A 536-2023 tillsynsbegäran.docx
+++ b/tillsyn/A 536-2023 tillsynsbegäran.docx
@@ -1513,7 +1513,7 @@
     <w:r>
       <w:tab/>
       <w:tab/>
-      <w:t>2026-09-08</w:t>
+      <w:t>2026-09-09</w:t>
       <w:br/>
       <w:br/>
     </w:r>

--- a/tillsyn/A 536-2023 tillsynsbegäran.docx
+++ b/tillsyn/A 536-2023 tillsynsbegäran.docx
@@ -1513,7 +1513,7 @@
     <w:r>
       <w:tab/>
       <w:tab/>
-      <w:t>2026-09-09</w:t>
+      <w:t>2026-09-10</w:t>
       <w:br/>
       <w:br/>
     </w:r>

--- a/tillsyn/A 536-2023 tillsynsbegäran.docx
+++ b/tillsyn/A 536-2023 tillsynsbegäran.docx
@@ -1513,7 +1513,7 @@
     <w:r>
       <w:tab/>
       <w:tab/>
-      <w:t>2026-09-10</w:t>
+      <w:t>2026-09-11</w:t>
       <w:br/>
       <w:br/>
     </w:r>

--- a/tillsyn/A 536-2023 tillsynsbegäran.docx
+++ b/tillsyn/A 536-2023 tillsynsbegäran.docx
@@ -1513,7 +1513,7 @@
     <w:r>
       <w:tab/>
       <w:tab/>
-      <w:t>2026-09-11</w:t>
+      <w:t>2026-09-12</w:t>
       <w:br/>
       <w:br/>
     </w:r>
